--- a/4/ИМ/ИМ_Практическая_2_АлбахтинИВ.docx
+++ b/4/ИМ/ИМ_Практическая_2_АлбахтинИВ.docx
@@ -1153,7 +1153,7 @@
         <w:pStyle w:val="Основнойтекстотчёта"/>
       </w:pPr>
       <w:r>
-        <w:t>BOM — спецификация состава компьютера с кодами и количеством компонентов. Основной получатель информации — менеджер маркетплейсов. Он объединяет технические, коммерческие и визуальные сведения и передаёт результат на публикацию [2].</w:t>
+        <w:t>модельный ряд — спецификация состава компьютера с кодами и количеством компонентов. Основной получатель информации — менеджер маркетплейсов. Он объединяет технические, коммерческие и визуальные сведения и передаёт результат на публикацию [2].</w:t>
       </w:r>
     </w:p>
     <w:p>
@@ -1482,7 +1482,7 @@
                 <w:color w:val="000000"/>
                 <w:sz w:val="24"/>
               </w:rPr>
-              <w:t>Кто утверждает BOM? Как проверяются совместимость и замены?</w:t>
+              <w:t>Кто утверждает модельный ряд? Как проверяются совместимость и замены?</w:t>
             </w:r>
           </w:p>
         </w:tc>
@@ -1732,7 +1732,7 @@
                 <w:color w:val="000000"/>
                 <w:sz w:val="24"/>
               </w:rPr>
-              <w:t>Связь задания F08, файлов F09 и версии BOM</w:t>
+              <w:t>Связь задания F08, файлов F09 и версии модельного ряда</w:t>
             </w:r>
           </w:p>
         </w:tc>
@@ -3009,7 +3009,7 @@
                 <w:color w:val="000000"/>
                 <w:sz w:val="24"/>
               </w:rPr>
-              <w:t>Идентификатор BOM, компонент и основание замены</w:t>
+              <w:t>Идентификатор модельный ряд, компонент и основание замены</w:t>
             </w:r>
           </w:p>
         </w:tc>
@@ -3083,7 +3083,7 @@
                 <w:color w:val="000000"/>
                 <w:sz w:val="24"/>
               </w:rPr>
-              <w:t>Согласованная BOM</w:t>
+              <w:t>Согласованный модельный ряд</w:t>
             </w:r>
           </w:p>
         </w:tc>
@@ -3751,7 +3751,7 @@
                 <w:color w:val="000000"/>
                 <w:sz w:val="24"/>
               </w:rPr>
-              <w:t>Расчёт цены и массы по BOM и предложениям</w:t>
+              <w:t>Расчёт цены и массы по модельный ряд и предложениям</w:t>
             </w:r>
           </w:p>
         </w:tc>
@@ -6139,7 +6139,7 @@
         <w:pStyle w:val="Основнойтекстотчёта"/>
       </w:pPr>
       <w:r>
-        <w:t>Для связи документов используются код компонента, идентификатор BOM, номер её версии, идентификатор карточки и дата операции. Состав ключевых документов и правила заполнения представлены в таблице 4.</w:t>
+        <w:t>Для связи документов используются код компонента, идентификатор модельный ряд, номер её версии, идентификатор карточки и дата операции. Состав ключевых документов и правила заполнения представлены в таблице 4.</w:t>
       </w:r>
     </w:p>
     <w:p>
@@ -6309,7 +6309,7 @@
                 <w:color w:val="000000"/>
                 <w:sz w:val="24"/>
               </w:rPr>
-              <w:t>BOM, F04</w:t>
+              <w:t>модельный ряд, F04</w:t>
             </w:r>
           </w:p>
         </w:tc>
@@ -6343,7 +6343,7 @@
                 <w:color w:val="000000"/>
                 <w:sz w:val="24"/>
               </w:rPr>
-              <w:t>Код и версия BOM; компонент; количество; автор; дата согласования</w:t>
+              <w:t>Код и версия модельного ряда; компонент; количество; автор; дата согласования</w:t>
             </w:r>
           </w:p>
         </w:tc>
@@ -6450,7 +6450,7 @@
                 <w:color w:val="000000"/>
                 <w:sz w:val="24"/>
               </w:rPr>
-              <w:t>Версия BOM; цены; количества; затраты на сборку; наценка; масса</w:t>
+              <w:t>Версия модельного ряда; цены; количества; затраты на сборку; наценка; масса</w:t>
             </w:r>
           </w:p>
         </w:tc>
@@ -6558,7 +6558,7 @@
                 <w:color w:val="000000"/>
                 <w:sz w:val="24"/>
               </w:rPr>
-              <w:t>Код карточки; версия BOM; название; характеристики; цена; масса; файлы</w:t>
+              <w:t>Код карточки; версия модельного ряда; название; характеристики; цена; масса; файлы</w:t>
             </w:r>
           </w:p>
         </w:tc>
@@ -6743,7 +6743,7 @@
         <w:pStyle w:val="Основнойтекстотчёта"/>
       </w:pPr>
       <w:r>
-        <w:t>При актуализации карточки изменение цены F02 или остатка F05 требует проверки всех зависимых BOM. Изменение состава дополнительно возвращает работу к F03/F04, F07 и при необходимости F08/F09. Этот маршрут выявляет главный недостаток исходной технологии: связь между компонентом, спецификацией, расчётом и карточкой поддерживается вручную.</w:t>
+        <w:t>При актуализации карточки изменение цены F02 или остатка F05 требует проверки всех зависимых модельный ряд. Изменение состава дополнительно возвращает работу к F03/F04, F07 и при необходимости F08/F09. Этот маршрут выявляет главный недостаток исходной технологии: связь между компонентом, спецификацией, расчётом и карточкой поддерживается вручную.</w:t>
       </w:r>
     </w:p>
     <w:p>
@@ -6759,7 +6759,7 @@
         <w:pStyle w:val="Основнойтекстотчёта"/>
       </w:pPr>
       <w:r>
-        <w:t>Всего выделено 14 информационных потоков. Ручное объединение F02/F04/F05, перенос F06 в F10, несогласованные версии F04/F09 и раздельная обратная связь F11/F12 затрудняют контроль. Для автоматизации необходимы единые идентификаторы, хранение версий, централизованный расчёт, проверка полноты и журнал публикаций. Результаты используются в практике 3 для постановки задач проекта и в практике 4 для модели «как есть».</w:t>
+        <w:t>Всего выделено 14 информационных потоков. Ручное объединение F02/F04/F05, перенос F06 в F10, несогласованные версии F04/F09 и раздельная обратная связь F11/F12 затрудняют контроль. Для автоматизации необходимы единые идентификаторы, хранение версий, централизованный расчёт, проверка полноты и журнал публикаций. Результаты используются в практике 3 для постановки задач проекта и в практике 4 для модели AS-IS.</w:t>
       </w:r>
     </w:p>
     <w:p>
